--- a/docs/Shopify-Payments-登録手順書.docx
+++ b/docs/Shopify-Payments-登録手順書.docx
@@ -1149,24 +1149,48 @@
     </w:p>
     <w:p>
       <w:pPr>
-        <w:pBdr>
-          <w:top w:val="dashed" w:color="D8CFC6" w:sz="6"/>
-          <w:bottom w:val="dashed" w:color="D8CFC6" w:sz="6"/>
-          <w:left w:val="dashed" w:color="D8CFC6" w:sz="6"/>
-          <w:right w:val="dashed" w:color="D8CFC6" w:sz="6"/>
-        </w:pBdr>
-        <w:shd w:fill="FAF7F4" w:val="clear"/>
         <w:spacing w:after="60" w:before="160"/>
         <w:jc w:val="center"/>
       </w:pPr>
       <w:r>
-        <w:rPr>
-          <w:rFonts w:ascii="Hiragino Sans" w:cs="Hiragino Sans" w:eastAsia="Hiragino Sans" w:hAnsi="Hiragino Sans"/>
-          <w:color w:val="6E6256"/>
-          <w:sz w:val="20"/>
-          <w:szCs w:val="20"/>
-        </w:rPr>
-        <w:t xml:space="preserve">［ スクリーンショット 1 挿入位置 ］</w:t>
+        <w:drawing>
+          <wp:inline distT="0" distB="0" distL="0" distR="0">
+            <wp:extent cx="5715000" cy="2914650"/>
+            <wp:effectExtent t="0" r="0" b="0" l="0"/>
+            <wp:docPr id="1" name="" descr="" title=""/>
+            <wp:cNvGraphicFramePr>
+              <a:graphicFrameLocks xmlns:a="http://schemas.openxmlformats.org/drawingml/2006/main" noChangeAspect="1"/>
+            </wp:cNvGraphicFramePr>
+            <a:graphic xmlns:a="http://schemas.openxmlformats.org/drawingml/2006/main">
+              <a:graphicData uri="http://schemas.openxmlformats.org/drawingml/2006/picture">
+                <pic:pic xmlns:pic="http://schemas.openxmlformats.org/drawingml/2006/picture">
+                  <pic:nvPicPr>
+                    <pic:cNvPr id="0" name="" descr=""/>
+                    <pic:cNvPicPr>
+                      <a:picLocks noChangeAspect="1" noChangeArrowheads="1"/>
+                    </pic:cNvPicPr>
+                  </pic:nvPicPr>
+                  <pic:blipFill>
+                    <a:blip r:embed="rId7" cstate="none"/>
+                    <a:srcRect/>
+                    <a:stretch>
+                      <a:fillRect/>
+                    </a:stretch>
+                  </pic:blipFill>
+                  <pic:spPr bwMode="auto">
+                    <a:xfrm>
+                      <a:off x="0" y="0"/>
+                      <a:ext cx="5715000" cy="2914650"/>
+                    </a:xfrm>
+                    <a:prstGeom prst="rect">
+                      <a:avLst/>
+                    </a:prstGeom>
+                  </pic:spPr>
+                </pic:pic>
+              </a:graphicData>
+            </a:graphic>
+          </wp:inline>
+        </w:drawing>
       </w:r>
     </w:p>
     <w:p>
@@ -1483,24 +1507,48 @@
     </w:p>
     <w:p>
       <w:pPr>
-        <w:pBdr>
-          <w:top w:val="dashed" w:color="D8CFC6" w:sz="6"/>
-          <w:bottom w:val="dashed" w:color="D8CFC6" w:sz="6"/>
-          <w:left w:val="dashed" w:color="D8CFC6" w:sz="6"/>
-          <w:right w:val="dashed" w:color="D8CFC6" w:sz="6"/>
-        </w:pBdr>
-        <w:shd w:fill="FAF7F4" w:val="clear"/>
         <w:spacing w:after="60" w:before="160"/>
         <w:jc w:val="center"/>
       </w:pPr>
       <w:r>
-        <w:rPr>
-          <w:rFonts w:ascii="Hiragino Sans" w:cs="Hiragino Sans" w:eastAsia="Hiragino Sans" w:hAnsi="Hiragino Sans"/>
-          <w:color w:val="6E6256"/>
-          <w:sz w:val="20"/>
-          <w:szCs w:val="20"/>
-        </w:rPr>
-        <w:t xml:space="preserve">［ スクリーンショット 2 挿入位置 ］</w:t>
+        <w:drawing>
+          <wp:inline distT="0" distB="0" distL="0" distR="0">
+            <wp:extent cx="5715000" cy="2914650"/>
+            <wp:effectExtent t="0" r="0" b="0" l="0"/>
+            <wp:docPr id="1" name="" descr="" title=""/>
+            <wp:cNvGraphicFramePr>
+              <a:graphicFrameLocks xmlns:a="http://schemas.openxmlformats.org/drawingml/2006/main" noChangeAspect="1"/>
+            </wp:cNvGraphicFramePr>
+            <a:graphic xmlns:a="http://schemas.openxmlformats.org/drawingml/2006/main">
+              <a:graphicData uri="http://schemas.openxmlformats.org/drawingml/2006/picture">
+                <pic:pic xmlns:pic="http://schemas.openxmlformats.org/drawingml/2006/picture">
+                  <pic:nvPicPr>
+                    <pic:cNvPr id="0" name="" descr=""/>
+                    <pic:cNvPicPr>
+                      <a:picLocks noChangeAspect="1" noChangeArrowheads="1"/>
+                    </pic:cNvPicPr>
+                  </pic:nvPicPr>
+                  <pic:blipFill>
+                    <a:blip r:embed="rId8" cstate="none"/>
+                    <a:srcRect/>
+                    <a:stretch>
+                      <a:fillRect/>
+                    </a:stretch>
+                  </pic:blipFill>
+                  <pic:spPr bwMode="auto">
+                    <a:xfrm>
+                      <a:off x="0" y="0"/>
+                      <a:ext cx="5715000" cy="2914650"/>
+                    </a:xfrm>
+                    <a:prstGeom prst="rect">
+                      <a:avLst/>
+                    </a:prstGeom>
+                  </pic:spPr>
+                </pic:pic>
+              </a:graphicData>
+            </a:graphic>
+          </wp:inline>
+        </w:drawing>
       </w:r>
     </w:p>
     <w:p>
@@ -2914,24 +2962,48 @@
     </w:p>
     <w:p>
       <w:pPr>
-        <w:pBdr>
-          <w:top w:val="dashed" w:color="D8CFC6" w:sz="6"/>
-          <w:bottom w:val="dashed" w:color="D8CFC6" w:sz="6"/>
-          <w:left w:val="dashed" w:color="D8CFC6" w:sz="6"/>
-          <w:right w:val="dashed" w:color="D8CFC6" w:sz="6"/>
-        </w:pBdr>
-        <w:shd w:fill="FAF7F4" w:val="clear"/>
         <w:spacing w:after="60" w:before="160"/>
         <w:jc w:val="center"/>
       </w:pPr>
       <w:r>
-        <w:rPr>
-          <w:rFonts w:ascii="Hiragino Sans" w:cs="Hiragino Sans" w:eastAsia="Hiragino Sans" w:hAnsi="Hiragino Sans"/>
-          <w:color w:val="6E6256"/>
-          <w:sz w:val="20"/>
-          <w:szCs w:val="20"/>
-        </w:rPr>
-        <w:t xml:space="preserve">［ スクリーンショット 3 挿入位置 ］</w:t>
+        <w:drawing>
+          <wp:inline distT="0" distB="0" distL="0" distR="0">
+            <wp:extent cx="5715000" cy="2914650"/>
+            <wp:effectExtent t="0" r="0" b="0" l="0"/>
+            <wp:docPr id="1" name="" descr="" title=""/>
+            <wp:cNvGraphicFramePr>
+              <a:graphicFrameLocks xmlns:a="http://schemas.openxmlformats.org/drawingml/2006/main" noChangeAspect="1"/>
+            </wp:cNvGraphicFramePr>
+            <a:graphic xmlns:a="http://schemas.openxmlformats.org/drawingml/2006/main">
+              <a:graphicData uri="http://schemas.openxmlformats.org/drawingml/2006/picture">
+                <pic:pic xmlns:pic="http://schemas.openxmlformats.org/drawingml/2006/picture">
+                  <pic:nvPicPr>
+                    <pic:cNvPr id="0" name="" descr=""/>
+                    <pic:cNvPicPr>
+                      <a:picLocks noChangeAspect="1" noChangeArrowheads="1"/>
+                    </pic:cNvPicPr>
+                  </pic:nvPicPr>
+                  <pic:blipFill>
+                    <a:blip r:embed="rId9" cstate="none"/>
+                    <a:srcRect/>
+                    <a:stretch>
+                      <a:fillRect/>
+                    </a:stretch>
+                  </pic:blipFill>
+                  <pic:spPr bwMode="auto">
+                    <a:xfrm>
+                      <a:off x="0" y="0"/>
+                      <a:ext cx="5715000" cy="2914650"/>
+                    </a:xfrm>
+                    <a:prstGeom prst="rect">
+                      <a:avLst/>
+                    </a:prstGeom>
+                  </pic:spPr>
+                </pic:pic>
+              </a:graphicData>
+            </a:graphic>
+          </wp:inline>
+        </w:drawing>
       </w:r>
     </w:p>
     <w:p>
@@ -2951,24 +3023,48 @@
     </w:p>
     <w:p>
       <w:pPr>
-        <w:pBdr>
-          <w:top w:val="dashed" w:color="D8CFC6" w:sz="6"/>
-          <w:bottom w:val="dashed" w:color="D8CFC6" w:sz="6"/>
-          <w:left w:val="dashed" w:color="D8CFC6" w:sz="6"/>
-          <w:right w:val="dashed" w:color="D8CFC6" w:sz="6"/>
-        </w:pBdr>
-        <w:shd w:fill="FAF7F4" w:val="clear"/>
         <w:spacing w:after="60" w:before="160"/>
         <w:jc w:val="center"/>
       </w:pPr>
       <w:r>
-        <w:rPr>
-          <w:rFonts w:ascii="Hiragino Sans" w:cs="Hiragino Sans" w:eastAsia="Hiragino Sans" w:hAnsi="Hiragino Sans"/>
-          <w:color w:val="6E6256"/>
-          <w:sz w:val="20"/>
-          <w:szCs w:val="20"/>
-        </w:rPr>
-        <w:t xml:space="preserve">［ スクリーンショット 4 挿入位置 ］</w:t>
+        <w:drawing>
+          <wp:inline distT="0" distB="0" distL="0" distR="0">
+            <wp:extent cx="5715000" cy="2914650"/>
+            <wp:effectExtent t="0" r="0" b="0" l="0"/>
+            <wp:docPr id="1" name="" descr="" title=""/>
+            <wp:cNvGraphicFramePr>
+              <a:graphicFrameLocks xmlns:a="http://schemas.openxmlformats.org/drawingml/2006/main" noChangeAspect="1"/>
+            </wp:cNvGraphicFramePr>
+            <a:graphic xmlns:a="http://schemas.openxmlformats.org/drawingml/2006/main">
+              <a:graphicData uri="http://schemas.openxmlformats.org/drawingml/2006/picture">
+                <pic:pic xmlns:pic="http://schemas.openxmlformats.org/drawingml/2006/picture">
+                  <pic:nvPicPr>
+                    <pic:cNvPr id="0" name="" descr=""/>
+                    <pic:cNvPicPr>
+                      <a:picLocks noChangeAspect="1" noChangeArrowheads="1"/>
+                    </pic:cNvPicPr>
+                  </pic:nvPicPr>
+                  <pic:blipFill>
+                    <a:blip r:embed="rId10" cstate="none"/>
+                    <a:srcRect/>
+                    <a:stretch>
+                      <a:fillRect/>
+                    </a:stretch>
+                  </pic:blipFill>
+                  <pic:spPr bwMode="auto">
+                    <a:xfrm>
+                      <a:off x="0" y="0"/>
+                      <a:ext cx="5715000" cy="2914650"/>
+                    </a:xfrm>
+                    <a:prstGeom prst="rect">
+                      <a:avLst/>
+                    </a:prstGeom>
+                  </pic:spPr>
+                </pic:pic>
+              </a:graphicData>
+            </a:graphic>
+          </wp:inline>
+        </w:drawing>
       </w:r>
     </w:p>
     <w:p>
